--- a/4.Tomcat _Server _Notes/Tomcat_Notes_1.docx
+++ b/4.Tomcat _Server _Notes/Tomcat_Notes_1.docx
@@ -1817,8 +1817,1763 @@
           <w:color w:val="000000" w:themeColor="text1"/>
         </w:rPr>
       </w:pPr>
+      <w:r>
+        <w:rPr>
+          <w:rFonts w:cstheme="minorHAnsi"/>
+          <w:color w:val="000000" w:themeColor="text1"/>
+        </w:rPr>
+        <w:t xml:space="preserve">Now </w:t>
+      </w:r>
+      <w:proofErr w:type="spellStart"/>
+      <w:proofErr w:type="gramStart"/>
+      <w:r>
+        <w:rPr>
+          <w:rFonts w:cstheme="minorHAnsi"/>
+          <w:color w:val="000000" w:themeColor="text1"/>
+        </w:rPr>
+        <w:t>lets</w:t>
+      </w:r>
+      <w:proofErr w:type="spellEnd"/>
+      <w:proofErr w:type="gramEnd"/>
+      <w:r>
+        <w:rPr>
+          <w:rFonts w:cstheme="minorHAnsi"/>
+          <w:color w:val="000000" w:themeColor="text1"/>
+        </w:rPr>
+        <w:t xml:space="preserve"> install the command line install via root user</w:t>
+      </w:r>
+      <w:r>
+        <w:rPr>
+          <w:rFonts w:cstheme="minorHAnsi"/>
+          <w:color w:val="000000" w:themeColor="text1"/>
+        </w:rPr>
+        <w:br/>
+      </w:r>
+    </w:p>
+    <w:p>
+      <w:pPr>
+        <w:rPr>
+          <w:rFonts w:cstheme="minorHAnsi"/>
+          <w:b/>
+          <w:color w:val="FF0000"/>
+        </w:rPr>
+      </w:pPr>
+      <w:r>
+        <w:rPr>
+          <w:rFonts w:cstheme="minorHAnsi"/>
+          <w:color w:val="000000" w:themeColor="text1"/>
+        </w:rPr>
+        <w:t xml:space="preserve">Switch to </w:t>
+      </w:r>
+      <w:r>
+        <w:rPr>
+          <w:rFonts w:cstheme="minorHAnsi"/>
+          <w:color w:val="FF0000"/>
+        </w:rPr>
+        <w:t>root user</w:t>
+      </w:r>
+      <w:r>
+        <w:rPr>
+          <w:rFonts w:cstheme="minorHAnsi"/>
+          <w:color w:val="000000" w:themeColor="text1"/>
+        </w:rPr>
+        <w:t xml:space="preserve"> first and then navigate to </w:t>
+      </w:r>
+      <w:r>
+        <w:rPr>
+          <w:rFonts w:cstheme="minorHAnsi"/>
+          <w:color w:val="000000" w:themeColor="text1"/>
+        </w:rPr>
+        <w:t xml:space="preserve">opt </w:t>
+      </w:r>
+      <w:proofErr w:type="gramStart"/>
+      <w:r>
+        <w:rPr>
+          <w:rFonts w:cstheme="minorHAnsi"/>
+          <w:color w:val="000000" w:themeColor="text1"/>
+        </w:rPr>
+        <w:t>directory .</w:t>
+      </w:r>
+      <w:proofErr w:type="gramEnd"/>
+      <w:r>
+        <w:rPr>
+          <w:rFonts w:cstheme="minorHAnsi"/>
+          <w:color w:val="000000" w:themeColor="text1"/>
+        </w:rPr>
+        <w:t xml:space="preserve"> </w:t>
+      </w:r>
+      <w:proofErr w:type="gramStart"/>
+      <w:r>
+        <w:rPr>
+          <w:rFonts w:cstheme="minorHAnsi"/>
+          <w:color w:val="000000" w:themeColor="text1"/>
+        </w:rPr>
+        <w:t>but</w:t>
+      </w:r>
+      <w:proofErr w:type="gramEnd"/>
+      <w:r>
+        <w:rPr>
+          <w:rFonts w:cstheme="minorHAnsi"/>
+          <w:color w:val="000000" w:themeColor="text1"/>
+        </w:rPr>
+        <w:t xml:space="preserve"> why opt directory because In opt directory we install all the external </w:t>
+      </w:r>
+      <w:proofErr w:type="spellStart"/>
+      <w:r>
+        <w:rPr>
+          <w:rFonts w:cstheme="minorHAnsi"/>
+          <w:color w:val="000000" w:themeColor="text1"/>
+        </w:rPr>
+        <w:t>softwares</w:t>
+      </w:r>
+      <w:proofErr w:type="spellEnd"/>
+      <w:r>
+        <w:rPr>
+          <w:rFonts w:cstheme="minorHAnsi"/>
+          <w:color w:val="000000" w:themeColor="text1"/>
+        </w:rPr>
+        <w:t xml:space="preserve"> </w:t>
+      </w:r>
+      <w:r>
+        <w:rPr>
+          <w:rFonts w:cstheme="minorHAnsi"/>
+          <w:color w:val="000000" w:themeColor="text1"/>
+        </w:rPr>
+        <w:br/>
+      </w:r>
+      <w:r>
+        <w:rPr>
+          <w:rFonts w:cstheme="minorHAnsi"/>
+          <w:color w:val="000000" w:themeColor="text1"/>
+        </w:rPr>
+        <w:br/>
+      </w:r>
+      <w:r>
+        <w:rPr>
+          <w:rFonts w:cstheme="minorHAnsi"/>
+          <w:color w:val="000000" w:themeColor="text1"/>
+        </w:rPr>
+        <w:t xml:space="preserve">execute the command </w:t>
+      </w:r>
+      <w:r>
+        <w:rPr>
+          <w:rFonts w:cstheme="minorHAnsi"/>
+          <w:color w:val="000000" w:themeColor="text1"/>
+        </w:rPr>
+        <w:br/>
+      </w:r>
+      <w:r>
+        <w:rPr>
+          <w:rFonts w:cstheme="minorHAnsi"/>
+          <w:color w:val="000000" w:themeColor="text1"/>
+        </w:rPr>
+        <w:br/>
+      </w:r>
+      <w:proofErr w:type="spellStart"/>
+      <w:r>
+        <w:rPr>
+          <w:rFonts w:cstheme="minorHAnsi"/>
+          <w:b/>
+          <w:color w:val="FF0000"/>
+        </w:rPr>
+        <w:t>sudo</w:t>
+      </w:r>
+      <w:proofErr w:type="spellEnd"/>
+      <w:r>
+        <w:rPr>
+          <w:rFonts w:cstheme="minorHAnsi"/>
+          <w:b/>
+          <w:color w:val="FF0000"/>
+        </w:rPr>
+        <w:t xml:space="preserve"> </w:t>
+      </w:r>
+      <w:proofErr w:type="spellStart"/>
+      <w:r>
+        <w:rPr>
+          <w:rFonts w:cstheme="minorHAnsi"/>
+          <w:b/>
+          <w:color w:val="FF0000"/>
+        </w:rPr>
+        <w:t>su</w:t>
+      </w:r>
+      <w:proofErr w:type="spellEnd"/>
+      <w:r>
+        <w:rPr>
+          <w:rFonts w:cstheme="minorHAnsi"/>
+          <w:b/>
+          <w:color w:val="FF0000"/>
+        </w:rPr>
+        <w:t xml:space="preserve"> - </w:t>
+      </w:r>
+      <w:r>
+        <w:rPr>
+          <w:rFonts w:cstheme="minorHAnsi"/>
+          <w:b/>
+          <w:color w:val="FF0000"/>
+        </w:rPr>
+        <w:br/>
+      </w:r>
+      <w:r>
+        <w:rPr>
+          <w:rFonts w:cstheme="minorHAnsi"/>
+          <w:b/>
+          <w:color w:val="FF0000"/>
+        </w:rPr>
+        <w:lastRenderedPageBreak/>
+        <w:br/>
+      </w:r>
+      <w:r>
+        <w:rPr>
+          <w:rFonts w:cstheme="minorHAnsi"/>
+          <w:b/>
+          <w:color w:val="FF0000"/>
+        </w:rPr>
+        <w:drawing>
+          <wp:inline distT="0" distB="0" distL="0" distR="0" wp14:anchorId="3826153E" wp14:editId="6658378C">
+            <wp:extent cx="5943600" cy="1374140"/>
+            <wp:effectExtent l="0" t="0" r="0" b="0"/>
+            <wp:docPr id="22" name="Picture 22"/>
+            <wp:cNvGraphicFramePr>
+              <a:graphicFrameLocks xmlns:a="http://schemas.openxmlformats.org/drawingml/2006/main" noChangeAspect="1"/>
+            </wp:cNvGraphicFramePr>
+            <a:graphic xmlns:a="http://schemas.openxmlformats.org/drawingml/2006/main">
+              <a:graphicData uri="http://schemas.openxmlformats.org/drawingml/2006/picture">
+                <pic:pic xmlns:pic="http://schemas.openxmlformats.org/drawingml/2006/picture">
+                  <pic:nvPicPr>
+                    <pic:cNvPr id="1" name=""/>
+                    <pic:cNvPicPr/>
+                  </pic:nvPicPr>
+                  <pic:blipFill>
+                    <a:blip r:embed="rId24"/>
+                    <a:stretch>
+                      <a:fillRect/>
+                    </a:stretch>
+                  </pic:blipFill>
+                  <pic:spPr>
+                    <a:xfrm>
+                      <a:off x="0" y="0"/>
+                      <a:ext cx="5943600" cy="1374140"/>
+                    </a:xfrm>
+                    <a:prstGeom prst="rect">
+                      <a:avLst/>
+                    </a:prstGeom>
+                  </pic:spPr>
+                </pic:pic>
+              </a:graphicData>
+            </a:graphic>
+          </wp:inline>
+        </w:drawing>
+      </w:r>
+    </w:p>
+    <w:p>
+      <w:pPr>
+        <w:rPr>
+          <w:rFonts w:cstheme="minorHAnsi"/>
+          <w:color w:val="000000" w:themeColor="text1"/>
+        </w:rPr>
+      </w:pPr>
+    </w:p>
+    <w:p>
+      <w:pPr>
+        <w:rPr>
+          <w:rFonts w:cstheme="minorHAnsi"/>
+          <w:color w:val="000000" w:themeColor="text1"/>
+        </w:rPr>
+      </w:pPr>
+      <w:r>
+        <w:rPr>
+          <w:rFonts w:cstheme="minorHAnsi"/>
+          <w:color w:val="000000" w:themeColor="text1"/>
+        </w:rPr>
+        <w:t xml:space="preserve">Press enter the </w:t>
+      </w:r>
+      <w:proofErr w:type="spellStart"/>
+      <w:r>
+        <w:rPr>
+          <w:rFonts w:cstheme="minorHAnsi"/>
+          <w:color w:val="000000" w:themeColor="text1"/>
+        </w:rPr>
+        <w:t>softwares</w:t>
+      </w:r>
+      <w:proofErr w:type="spellEnd"/>
+      <w:r>
+        <w:rPr>
+          <w:rFonts w:cstheme="minorHAnsi"/>
+          <w:color w:val="000000" w:themeColor="text1"/>
+        </w:rPr>
+        <w:t xml:space="preserve"> will get installed </w:t>
+      </w:r>
+      <w:r>
+        <w:rPr>
+          <w:rFonts w:cstheme="minorHAnsi"/>
+          <w:color w:val="000000" w:themeColor="text1"/>
+        </w:rPr>
+        <w:br/>
+      </w:r>
+      <w:r>
+        <w:rPr>
+          <w:rFonts w:cstheme="minorHAnsi"/>
+          <w:color w:val="000000" w:themeColor="text1"/>
+        </w:rPr>
+        <w:br/>
+        <w:t xml:space="preserve">Now download the Tomcat server by executing the following command </w:t>
+      </w:r>
+      <w:r>
+        <w:rPr>
+          <w:rFonts w:cstheme="minorHAnsi"/>
+          <w:color w:val="000000" w:themeColor="text1"/>
+        </w:rPr>
+        <w:br/>
+      </w:r>
+    </w:p>
+    <w:p>
+      <w:pPr>
+        <w:rPr>
+          <w:rFonts w:cstheme="minorHAnsi"/>
+          <w:color w:val="000000" w:themeColor="text1"/>
+        </w:rPr>
+      </w:pPr>
+      <w:r>
+        <w:rPr>
+          <w:rFonts w:cstheme="minorHAnsi"/>
+          <w:color w:val="000000" w:themeColor="text1"/>
+        </w:rPr>
+        <w:drawing>
+          <wp:inline distT="0" distB="0" distL="0" distR="0" wp14:anchorId="022AD429" wp14:editId="4019EAD5">
+            <wp:extent cx="5943600" cy="911860"/>
+            <wp:effectExtent l="0" t="0" r="0" b="2540"/>
+            <wp:docPr id="23" name="Picture 23"/>
+            <wp:cNvGraphicFramePr>
+              <a:graphicFrameLocks xmlns:a="http://schemas.openxmlformats.org/drawingml/2006/main" noChangeAspect="1"/>
+            </wp:cNvGraphicFramePr>
+            <a:graphic xmlns:a="http://schemas.openxmlformats.org/drawingml/2006/main">
+              <a:graphicData uri="http://schemas.openxmlformats.org/drawingml/2006/picture">
+                <pic:pic xmlns:pic="http://schemas.openxmlformats.org/drawingml/2006/picture">
+                  <pic:nvPicPr>
+                    <pic:cNvPr id="1" name=""/>
+                    <pic:cNvPicPr/>
+                  </pic:nvPicPr>
+                  <pic:blipFill>
+                    <a:blip r:embed="rId21"/>
+                    <a:stretch>
+                      <a:fillRect/>
+                    </a:stretch>
+                  </pic:blipFill>
+                  <pic:spPr>
+                    <a:xfrm>
+                      <a:off x="0" y="0"/>
+                      <a:ext cx="5943600" cy="911860"/>
+                    </a:xfrm>
+                    <a:prstGeom prst="rect">
+                      <a:avLst/>
+                    </a:prstGeom>
+                  </pic:spPr>
+                </pic:pic>
+              </a:graphicData>
+            </a:graphic>
+          </wp:inline>
+        </w:drawing>
+      </w:r>
+      <w:r>
+        <w:rPr>
+          <w:rFonts w:cstheme="minorHAnsi"/>
+          <w:color w:val="000000" w:themeColor="text1"/>
+        </w:rPr>
+        <w:br/>
+      </w:r>
+    </w:p>
+    <w:p>
+      <w:pPr>
+        <w:rPr>
+          <w:rFonts w:cstheme="minorHAnsi"/>
+          <w:color w:val="000000" w:themeColor="text1"/>
+        </w:rPr>
+      </w:pPr>
+      <w:r>
+        <w:rPr>
+          <w:rFonts w:cstheme="minorHAnsi"/>
+          <w:color w:val="000000" w:themeColor="text1"/>
+        </w:rPr>
+        <w:t xml:space="preserve">Now unzip the Tomcat </w:t>
+      </w:r>
+      <w:r>
+        <w:rPr>
+          <w:rFonts w:cstheme="minorHAnsi"/>
+          <w:color w:val="000000" w:themeColor="text1"/>
+        </w:rPr>
+        <w:t>zip file by using unzip command</w:t>
+      </w:r>
+      <w:r>
+        <w:rPr>
+          <w:rFonts w:cstheme="minorHAnsi"/>
+          <w:color w:val="000000" w:themeColor="text1"/>
+        </w:rPr>
+        <w:br/>
+      </w:r>
+      <w:r>
+        <w:rPr>
+          <w:rFonts w:cstheme="minorHAnsi"/>
+          <w:color w:val="000000" w:themeColor="text1"/>
+        </w:rPr>
+        <w:drawing>
+          <wp:inline distT="0" distB="0" distL="0" distR="0" wp14:anchorId="6048E19D" wp14:editId="486DDE36">
+            <wp:extent cx="5943600" cy="1905000"/>
+            <wp:effectExtent l="0" t="0" r="0" b="0"/>
+            <wp:docPr id="24" name="Picture 24"/>
+            <wp:cNvGraphicFramePr>
+              <a:graphicFrameLocks xmlns:a="http://schemas.openxmlformats.org/drawingml/2006/main" noChangeAspect="1"/>
+            </wp:cNvGraphicFramePr>
+            <a:graphic xmlns:a="http://schemas.openxmlformats.org/drawingml/2006/main">
+              <a:graphicData uri="http://schemas.openxmlformats.org/drawingml/2006/picture">
+                <pic:pic xmlns:pic="http://schemas.openxmlformats.org/drawingml/2006/picture">
+                  <pic:nvPicPr>
+                    <pic:cNvPr id="1" name=""/>
+                    <pic:cNvPicPr/>
+                  </pic:nvPicPr>
+                  <pic:blipFill>
+                    <a:blip r:embed="rId25"/>
+                    <a:stretch>
+                      <a:fillRect/>
+                    </a:stretch>
+                  </pic:blipFill>
+                  <pic:spPr>
+                    <a:xfrm>
+                      <a:off x="0" y="0"/>
+                      <a:ext cx="5943600" cy="1905000"/>
+                    </a:xfrm>
+                    <a:prstGeom prst="rect">
+                      <a:avLst/>
+                    </a:prstGeom>
+                  </pic:spPr>
+                </pic:pic>
+              </a:graphicData>
+            </a:graphic>
+          </wp:inline>
+        </w:drawing>
+      </w:r>
+    </w:p>
+    <w:p>
+      <w:pPr>
+        <w:rPr>
+          <w:rFonts w:cstheme="minorHAnsi"/>
+          <w:color w:val="000000" w:themeColor="text1"/>
+        </w:rPr>
+      </w:pPr>
+      <w:r>
+        <w:rPr>
+          <w:rFonts w:cstheme="minorHAnsi"/>
+          <w:color w:val="000000" w:themeColor="text1"/>
+        </w:rPr>
+        <w:drawing>
+          <wp:inline distT="0" distB="0" distL="0" distR="0" wp14:anchorId="7CD634FF" wp14:editId="5AB3CC5C">
+            <wp:extent cx="5943600" cy="1267460"/>
+            <wp:effectExtent l="0" t="0" r="0" b="8890"/>
+            <wp:docPr id="26" name="Picture 26"/>
+            <wp:cNvGraphicFramePr>
+              <a:graphicFrameLocks xmlns:a="http://schemas.openxmlformats.org/drawingml/2006/main" noChangeAspect="1"/>
+            </wp:cNvGraphicFramePr>
+            <a:graphic xmlns:a="http://schemas.openxmlformats.org/drawingml/2006/main">
+              <a:graphicData uri="http://schemas.openxmlformats.org/drawingml/2006/picture">
+                <pic:pic xmlns:pic="http://schemas.openxmlformats.org/drawingml/2006/picture">
+                  <pic:nvPicPr>
+                    <pic:cNvPr id="1" name=""/>
+                    <pic:cNvPicPr/>
+                  </pic:nvPicPr>
+                  <pic:blipFill>
+                    <a:blip r:embed="rId26"/>
+                    <a:stretch>
+                      <a:fillRect/>
+                    </a:stretch>
+                  </pic:blipFill>
+                  <pic:spPr>
+                    <a:xfrm>
+                      <a:off x="0" y="0"/>
+                      <a:ext cx="5943600" cy="1267460"/>
+                    </a:xfrm>
+                    <a:prstGeom prst="rect">
+                      <a:avLst/>
+                    </a:prstGeom>
+                  </pic:spPr>
+                </pic:pic>
+              </a:graphicData>
+            </a:graphic>
+          </wp:inline>
+        </w:drawing>
+      </w:r>
+    </w:p>
+    <w:p>
+      <w:pPr>
+        <w:rPr>
+          <w:rFonts w:cstheme="minorHAnsi"/>
+          <w:color w:val="000000" w:themeColor="text1"/>
+        </w:rPr>
+      </w:pPr>
+      <w:r>
+        <w:rPr>
+          <w:rFonts w:cstheme="minorHAnsi"/>
+          <w:color w:val="000000" w:themeColor="text1"/>
+        </w:rPr>
+        <w:lastRenderedPageBreak/>
+        <w:drawing>
+          <wp:inline distT="0" distB="0" distL="0" distR="0" wp14:anchorId="38990E58" wp14:editId="7B868A7E">
+            <wp:extent cx="5943600" cy="1748790"/>
+            <wp:effectExtent l="0" t="0" r="0" b="3810"/>
+            <wp:docPr id="27" name="Picture 27"/>
+            <wp:cNvGraphicFramePr>
+              <a:graphicFrameLocks xmlns:a="http://schemas.openxmlformats.org/drawingml/2006/main" noChangeAspect="1"/>
+            </wp:cNvGraphicFramePr>
+            <a:graphic xmlns:a="http://schemas.openxmlformats.org/drawingml/2006/main">
+              <a:graphicData uri="http://schemas.openxmlformats.org/drawingml/2006/picture">
+                <pic:pic xmlns:pic="http://schemas.openxmlformats.org/drawingml/2006/picture">
+                  <pic:nvPicPr>
+                    <pic:cNvPr id="1" name=""/>
+                    <pic:cNvPicPr/>
+                  </pic:nvPicPr>
+                  <pic:blipFill>
+                    <a:blip r:embed="rId27"/>
+                    <a:stretch>
+                      <a:fillRect/>
+                    </a:stretch>
+                  </pic:blipFill>
+                  <pic:spPr>
+                    <a:xfrm>
+                      <a:off x="0" y="0"/>
+                      <a:ext cx="5943600" cy="1748790"/>
+                    </a:xfrm>
+                    <a:prstGeom prst="rect">
+                      <a:avLst/>
+                    </a:prstGeom>
+                  </pic:spPr>
+                </pic:pic>
+              </a:graphicData>
+            </a:graphic>
+          </wp:inline>
+        </w:drawing>
+      </w:r>
+    </w:p>
+    <w:p>
+      <w:pPr>
+        <w:rPr>
+          <w:rFonts w:cstheme="minorHAnsi"/>
+          <w:color w:val="000000" w:themeColor="text1"/>
+        </w:rPr>
+      </w:pPr>
+      <w:r>
+        <w:rPr>
+          <w:rFonts w:cstheme="minorHAnsi"/>
+          <w:color w:val="000000" w:themeColor="text1"/>
+        </w:rPr>
+        <w:t>After unzipping</w:t>
+      </w:r>
+    </w:p>
+    <w:p>
+      <w:pPr>
+        <w:rPr>
+          <w:rFonts w:cstheme="minorHAnsi"/>
+          <w:color w:val="FF0000"/>
+        </w:rPr>
+      </w:pPr>
+      <w:r>
+        <w:rPr>
+          <w:rFonts w:cstheme="minorHAnsi"/>
+          <w:color w:val="000000" w:themeColor="text1"/>
+        </w:rPr>
+        <w:t>Navigate to Apache tomcat directory by executing</w:t>
+      </w:r>
+      <w:r>
+        <w:rPr>
+          <w:rFonts w:cstheme="minorHAnsi"/>
+          <w:color w:val="000000" w:themeColor="text1"/>
+        </w:rPr>
+        <w:t xml:space="preserve"> the command </w:t>
+      </w:r>
+      <w:r>
+        <w:rPr>
+          <w:rFonts w:cstheme="minorHAnsi"/>
+          <w:color w:val="FF0000"/>
+        </w:rPr>
+        <w:t>cd apache-tomcat-9.0.104</w:t>
+      </w:r>
+    </w:p>
+    <w:p>
+      <w:pPr>
+        <w:rPr>
+          <w:rFonts w:cstheme="minorHAnsi"/>
+          <w:color w:val="000000" w:themeColor="text1"/>
+        </w:rPr>
+      </w:pPr>
+      <w:r>
+        <w:rPr>
+          <w:rFonts w:cstheme="minorHAnsi"/>
+          <w:color w:val="000000" w:themeColor="text1"/>
+        </w:rPr>
+        <w:drawing>
+          <wp:inline distT="0" distB="0" distL="0" distR="0" wp14:anchorId="69F1E67E" wp14:editId="236D1829">
+            <wp:extent cx="5172797" cy="1019317"/>
+            <wp:effectExtent l="0" t="0" r="8890" b="9525"/>
+            <wp:docPr id="28" name="Picture 28"/>
+            <wp:cNvGraphicFramePr>
+              <a:graphicFrameLocks xmlns:a="http://schemas.openxmlformats.org/drawingml/2006/main" noChangeAspect="1"/>
+            </wp:cNvGraphicFramePr>
+            <a:graphic xmlns:a="http://schemas.openxmlformats.org/drawingml/2006/main">
+              <a:graphicData uri="http://schemas.openxmlformats.org/drawingml/2006/picture">
+                <pic:pic xmlns:pic="http://schemas.openxmlformats.org/drawingml/2006/picture">
+                  <pic:nvPicPr>
+                    <pic:cNvPr id="1" name=""/>
+                    <pic:cNvPicPr/>
+                  </pic:nvPicPr>
+                  <pic:blipFill>
+                    <a:blip r:embed="rId28"/>
+                    <a:stretch>
+                      <a:fillRect/>
+                    </a:stretch>
+                  </pic:blipFill>
+                  <pic:spPr>
+                    <a:xfrm>
+                      <a:off x="0" y="0"/>
+                      <a:ext cx="5172797" cy="1019317"/>
+                    </a:xfrm>
+                    <a:prstGeom prst="rect">
+                      <a:avLst/>
+                    </a:prstGeom>
+                  </pic:spPr>
+                </pic:pic>
+              </a:graphicData>
+            </a:graphic>
+          </wp:inline>
+        </w:drawing>
+      </w:r>
+    </w:p>
+    <w:p>
+      <w:pPr>
+        <w:rPr>
+          <w:rFonts w:cstheme="minorHAnsi"/>
+          <w:color w:val="000000" w:themeColor="text1"/>
+        </w:rPr>
+      </w:pPr>
+      <w:r>
+        <w:rPr>
+          <w:rFonts w:cstheme="minorHAnsi"/>
+          <w:color w:val="000000" w:themeColor="text1"/>
+        </w:rPr>
+        <w:drawing>
+          <wp:inline distT="0" distB="0" distL="0" distR="0" wp14:anchorId="1265FBA3" wp14:editId="1BB69ACC">
+            <wp:extent cx="5943600" cy="951865"/>
+            <wp:effectExtent l="0" t="0" r="0" b="635"/>
+            <wp:docPr id="29" name="Picture 29"/>
+            <wp:cNvGraphicFramePr>
+              <a:graphicFrameLocks xmlns:a="http://schemas.openxmlformats.org/drawingml/2006/main" noChangeAspect="1"/>
+            </wp:cNvGraphicFramePr>
+            <a:graphic xmlns:a="http://schemas.openxmlformats.org/drawingml/2006/main">
+              <a:graphicData uri="http://schemas.openxmlformats.org/drawingml/2006/picture">
+                <pic:pic xmlns:pic="http://schemas.openxmlformats.org/drawingml/2006/picture">
+                  <pic:nvPicPr>
+                    <pic:cNvPr id="1" name=""/>
+                    <pic:cNvPicPr/>
+                  </pic:nvPicPr>
+                  <pic:blipFill>
+                    <a:blip r:embed="rId29"/>
+                    <a:stretch>
+                      <a:fillRect/>
+                    </a:stretch>
+                  </pic:blipFill>
+                  <pic:spPr>
+                    <a:xfrm>
+                      <a:off x="0" y="0"/>
+                      <a:ext cx="5943600" cy="951865"/>
+                    </a:xfrm>
+                    <a:prstGeom prst="rect">
+                      <a:avLst/>
+                    </a:prstGeom>
+                  </pic:spPr>
+                </pic:pic>
+              </a:graphicData>
+            </a:graphic>
+          </wp:inline>
+        </w:drawing>
+      </w:r>
+    </w:p>
+    <w:p>
+      <w:pPr>
+        <w:rPr>
+          <w:rFonts w:cstheme="minorHAnsi"/>
+          <w:color w:val="000000" w:themeColor="text1"/>
+        </w:rPr>
+      </w:pPr>
+      <w:r>
+        <w:rPr>
+          <w:rFonts w:cstheme="minorHAnsi"/>
+          <w:color w:val="000000" w:themeColor="text1"/>
+        </w:rPr>
+        <w:drawing>
+          <wp:inline distT="0" distB="0" distL="0" distR="0" wp14:anchorId="199C6BBA" wp14:editId="704FE3A3">
+            <wp:extent cx="5943600" cy="1614170"/>
+            <wp:effectExtent l="0" t="0" r="0" b="5080"/>
+            <wp:docPr id="30" name="Picture 30"/>
+            <wp:cNvGraphicFramePr>
+              <a:graphicFrameLocks xmlns:a="http://schemas.openxmlformats.org/drawingml/2006/main" noChangeAspect="1"/>
+            </wp:cNvGraphicFramePr>
+            <a:graphic xmlns:a="http://schemas.openxmlformats.org/drawingml/2006/main">
+              <a:graphicData uri="http://schemas.openxmlformats.org/drawingml/2006/picture">
+                <pic:pic xmlns:pic="http://schemas.openxmlformats.org/drawingml/2006/picture">
+                  <pic:nvPicPr>
+                    <pic:cNvPr id="1" name=""/>
+                    <pic:cNvPicPr/>
+                  </pic:nvPicPr>
+                  <pic:blipFill>
+                    <a:blip r:embed="rId30"/>
+                    <a:stretch>
+                      <a:fillRect/>
+                    </a:stretch>
+                  </pic:blipFill>
+                  <pic:spPr>
+                    <a:xfrm>
+                      <a:off x="0" y="0"/>
+                      <a:ext cx="5943600" cy="1614170"/>
+                    </a:xfrm>
+                    <a:prstGeom prst="rect">
+                      <a:avLst/>
+                    </a:prstGeom>
+                  </pic:spPr>
+                </pic:pic>
+              </a:graphicData>
+            </a:graphic>
+          </wp:inline>
+        </w:drawing>
+      </w:r>
+    </w:p>
+    <w:p>
+      <w:pPr>
+        <w:rPr>
+          <w:rFonts w:cstheme="minorHAnsi"/>
+          <w:color w:val="000000" w:themeColor="text1"/>
+        </w:rPr>
+      </w:pPr>
+      <w:proofErr w:type="spellStart"/>
+      <w:proofErr w:type="gramStart"/>
+      <w:r>
+        <w:rPr>
+          <w:rFonts w:cstheme="minorHAnsi"/>
+          <w:color w:val="000000" w:themeColor="text1"/>
+        </w:rPr>
+        <w:t>ls</w:t>
+      </w:r>
+      <w:proofErr w:type="spellEnd"/>
+      <w:proofErr w:type="gramEnd"/>
+      <w:r>
+        <w:rPr>
+          <w:rFonts w:cstheme="minorHAnsi"/>
+          <w:color w:val="000000" w:themeColor="text1"/>
+        </w:rPr>
+        <w:t xml:space="preserve"> -</w:t>
+      </w:r>
+      <w:proofErr w:type="spellStart"/>
+      <w:r>
+        <w:rPr>
+          <w:rFonts w:cstheme="minorHAnsi"/>
+          <w:color w:val="000000" w:themeColor="text1"/>
+        </w:rPr>
+        <w:t>lrth</w:t>
+      </w:r>
+      <w:proofErr w:type="spellEnd"/>
+    </w:p>
+    <w:p>
+      <w:pPr>
+        <w:rPr>
+          <w:rFonts w:cstheme="minorHAnsi"/>
+          <w:color w:val="000000" w:themeColor="text1"/>
+        </w:rPr>
+      </w:pPr>
+      <w:r>
+        <w:rPr>
+          <w:rFonts w:cstheme="minorHAnsi"/>
+          <w:color w:val="000000" w:themeColor="text1"/>
+        </w:rPr>
+        <w:drawing>
+          <wp:inline distT="0" distB="0" distL="0" distR="0" wp14:anchorId="75F23D28" wp14:editId="32CC88F4">
+            <wp:extent cx="5943600" cy="1056005"/>
+            <wp:effectExtent l="0" t="0" r="0" b="0"/>
+            <wp:docPr id="31" name="Picture 31"/>
+            <wp:cNvGraphicFramePr>
+              <a:graphicFrameLocks xmlns:a="http://schemas.openxmlformats.org/drawingml/2006/main" noChangeAspect="1"/>
+            </wp:cNvGraphicFramePr>
+            <a:graphic xmlns:a="http://schemas.openxmlformats.org/drawingml/2006/main">
+              <a:graphicData uri="http://schemas.openxmlformats.org/drawingml/2006/picture">
+                <pic:pic xmlns:pic="http://schemas.openxmlformats.org/drawingml/2006/picture">
+                  <pic:nvPicPr>
+                    <pic:cNvPr id="1" name=""/>
+                    <pic:cNvPicPr/>
+                  </pic:nvPicPr>
+                  <pic:blipFill>
+                    <a:blip r:embed="rId31"/>
+                    <a:stretch>
+                      <a:fillRect/>
+                    </a:stretch>
+                  </pic:blipFill>
+                  <pic:spPr>
+                    <a:xfrm>
+                      <a:off x="0" y="0"/>
+                      <a:ext cx="5943600" cy="1056005"/>
+                    </a:xfrm>
+                    <a:prstGeom prst="rect">
+                      <a:avLst/>
+                    </a:prstGeom>
+                  </pic:spPr>
+                </pic:pic>
+              </a:graphicData>
+            </a:graphic>
+          </wp:inline>
+        </w:drawing>
+      </w:r>
+    </w:p>
+    <w:p>
+      <w:pPr>
+        <w:rPr>
+          <w:rFonts w:cstheme="minorHAnsi"/>
+          <w:color w:val="000000" w:themeColor="text1"/>
+        </w:rPr>
+      </w:pPr>
+      <w:r>
+        <w:rPr>
+          <w:rFonts w:cstheme="minorHAnsi"/>
+          <w:color w:val="000000" w:themeColor="text1"/>
+        </w:rPr>
+        <w:lastRenderedPageBreak/>
+        <w:t xml:space="preserve">Below </w:t>
+      </w:r>
+      <w:r>
+        <w:rPr>
+          <w:rFonts w:cstheme="minorHAnsi"/>
+          <w:color w:val="000000" w:themeColor="text1"/>
+        </w:rPr>
+        <w:t>image</w:t>
+      </w:r>
+      <w:r>
+        <w:rPr>
+          <w:rFonts w:cstheme="minorHAnsi"/>
+          <w:color w:val="000000" w:themeColor="text1"/>
+        </w:rPr>
+        <w:t xml:space="preserve"> shows the Tomcat directory structure</w:t>
+      </w:r>
+      <w:r>
+        <w:rPr>
+          <w:rFonts w:cstheme="minorHAnsi"/>
+          <w:color w:val="000000" w:themeColor="text1"/>
+        </w:rPr>
+        <w:br/>
+      </w:r>
+      <w:r>
+        <w:rPr>
+          <w:rFonts w:cstheme="minorHAnsi"/>
+          <w:color w:val="000000" w:themeColor="text1"/>
+        </w:rPr>
+        <w:drawing>
+          <wp:inline distT="0" distB="0" distL="0" distR="0" wp14:anchorId="035DD1F9" wp14:editId="69F08897">
+            <wp:extent cx="4966855" cy="2629355"/>
+            <wp:effectExtent l="0" t="0" r="5715" b="0"/>
+            <wp:docPr id="32" name="Picture 32"/>
+            <wp:cNvGraphicFramePr>
+              <a:graphicFrameLocks xmlns:a="http://schemas.openxmlformats.org/drawingml/2006/main" noChangeAspect="1"/>
+            </wp:cNvGraphicFramePr>
+            <a:graphic xmlns:a="http://schemas.openxmlformats.org/drawingml/2006/main">
+              <a:graphicData uri="http://schemas.openxmlformats.org/drawingml/2006/picture">
+                <pic:pic xmlns:pic="http://schemas.openxmlformats.org/drawingml/2006/picture">
+                  <pic:nvPicPr>
+                    <pic:cNvPr id="1" name=""/>
+                    <pic:cNvPicPr/>
+                  </pic:nvPicPr>
+                  <pic:blipFill>
+                    <a:blip r:embed="rId32"/>
+                    <a:stretch>
+                      <a:fillRect/>
+                    </a:stretch>
+                  </pic:blipFill>
+                  <pic:spPr>
+                    <a:xfrm>
+                      <a:off x="0" y="0"/>
+                      <a:ext cx="4982312" cy="2637537"/>
+                    </a:xfrm>
+                    <a:prstGeom prst="rect">
+                      <a:avLst/>
+                    </a:prstGeom>
+                  </pic:spPr>
+                </pic:pic>
+              </a:graphicData>
+            </a:graphic>
+          </wp:inline>
+        </w:drawing>
+      </w:r>
+    </w:p>
+    <w:p>
+      <w:pPr>
+        <w:rPr>
+          <w:rFonts w:cstheme="minorHAnsi"/>
+          <w:color w:val="FF0000"/>
+        </w:rPr>
+      </w:pPr>
+      <w:r>
+        <w:rPr>
+          <w:rFonts w:cstheme="minorHAnsi"/>
+          <w:color w:val="000000" w:themeColor="text1"/>
+        </w:rPr>
+        <w:t xml:space="preserve">Let’s see the purpose of each directory present in the </w:t>
+      </w:r>
+      <w:r>
+        <w:rPr>
+          <w:rFonts w:cstheme="minorHAnsi"/>
+          <w:color w:val="FF0000"/>
+        </w:rPr>
+        <w:t>Tom cat server</w:t>
+      </w:r>
+      <w:r>
+        <w:rPr>
+          <w:rFonts w:cstheme="minorHAnsi"/>
+        </w:rPr>
+        <w:br/>
+      </w:r>
+      <w:r>
+        <w:rPr>
+          <w:rFonts w:cstheme="minorHAnsi"/>
+        </w:rPr>
+        <w:drawing>
+          <wp:inline distT="0" distB="0" distL="0" distR="0" wp14:anchorId="721D6D37" wp14:editId="5F0B48A0">
+            <wp:extent cx="5091545" cy="2581674"/>
+            <wp:effectExtent l="0" t="0" r="0" b="9525"/>
+            <wp:docPr id="33" name="Picture 33"/>
+            <wp:cNvGraphicFramePr>
+              <a:graphicFrameLocks xmlns:a="http://schemas.openxmlformats.org/drawingml/2006/main" noChangeAspect="1"/>
+            </wp:cNvGraphicFramePr>
+            <a:graphic xmlns:a="http://schemas.openxmlformats.org/drawingml/2006/main">
+              <a:graphicData uri="http://schemas.openxmlformats.org/drawingml/2006/picture">
+                <pic:pic xmlns:pic="http://schemas.openxmlformats.org/drawingml/2006/picture">
+                  <pic:nvPicPr>
+                    <pic:cNvPr id="1" name=""/>
+                    <pic:cNvPicPr/>
+                  </pic:nvPicPr>
+                  <pic:blipFill>
+                    <a:blip r:embed="rId33"/>
+                    <a:stretch>
+                      <a:fillRect/>
+                    </a:stretch>
+                  </pic:blipFill>
+                  <pic:spPr>
+                    <a:xfrm>
+                      <a:off x="0" y="0"/>
+                      <a:ext cx="5116700" cy="2594429"/>
+                    </a:xfrm>
+                    <a:prstGeom prst="rect">
+                      <a:avLst/>
+                    </a:prstGeom>
+                  </pic:spPr>
+                </pic:pic>
+              </a:graphicData>
+            </a:graphic>
+          </wp:inline>
+        </w:drawing>
+      </w:r>
+    </w:p>
+    <w:p>
+      <w:pPr>
+        <w:rPr>
+          <w:rFonts w:cstheme="minorHAnsi"/>
+          <w:color w:val="000000" w:themeColor="text1"/>
+        </w:rPr>
+      </w:pPr>
+      <w:r>
+        <w:rPr>
+          <w:rFonts w:cstheme="minorHAnsi"/>
+        </w:rPr>
+        <w:lastRenderedPageBreak/>
+        <w:drawing>
+          <wp:inline distT="0" distB="0" distL="0" distR="0" wp14:anchorId="66923482" wp14:editId="3397B4FB">
+            <wp:extent cx="5943600" cy="2800985"/>
+            <wp:effectExtent l="0" t="0" r="0" b="0"/>
+            <wp:docPr id="34" name="Picture 34"/>
+            <wp:cNvGraphicFramePr>
+              <a:graphicFrameLocks xmlns:a="http://schemas.openxmlformats.org/drawingml/2006/main" noChangeAspect="1"/>
+            </wp:cNvGraphicFramePr>
+            <a:graphic xmlns:a="http://schemas.openxmlformats.org/drawingml/2006/main">
+              <a:graphicData uri="http://schemas.openxmlformats.org/drawingml/2006/picture">
+                <pic:pic xmlns:pic="http://schemas.openxmlformats.org/drawingml/2006/picture">
+                  <pic:nvPicPr>
+                    <pic:cNvPr id="1" name=""/>
+                    <pic:cNvPicPr/>
+                  </pic:nvPicPr>
+                  <pic:blipFill>
+                    <a:blip r:embed="rId34"/>
+                    <a:stretch>
+                      <a:fillRect/>
+                    </a:stretch>
+                  </pic:blipFill>
+                  <pic:spPr>
+                    <a:xfrm>
+                      <a:off x="0" y="0"/>
+                      <a:ext cx="5943600" cy="2800985"/>
+                    </a:xfrm>
+                    <a:prstGeom prst="rect">
+                      <a:avLst/>
+                    </a:prstGeom>
+                  </pic:spPr>
+                </pic:pic>
+              </a:graphicData>
+            </a:graphic>
+          </wp:inline>
+        </w:drawing>
+      </w:r>
+      <w:r>
+        <w:rPr>
+          <w:rFonts w:cstheme="minorHAnsi"/>
+        </w:rPr>
+        <w:br/>
+      </w:r>
+    </w:p>
+    <w:p>
+      <w:pPr>
+        <w:rPr>
+          <w:rFonts w:cstheme="minorHAnsi"/>
+          <w:color w:val="000000" w:themeColor="text1"/>
+        </w:rPr>
+      </w:pPr>
+      <w:r>
+        <w:rPr>
+          <w:rFonts w:cstheme="minorHAnsi"/>
+          <w:color w:val="000000" w:themeColor="text1"/>
+        </w:rPr>
+        <w:drawing>
+          <wp:inline distT="0" distB="0" distL="0" distR="0" wp14:anchorId="6D5AC0FB" wp14:editId="051E1438">
+            <wp:extent cx="5943600" cy="3980180"/>
+            <wp:effectExtent l="0" t="0" r="0" b="1270"/>
+            <wp:docPr id="35" name="Picture 35"/>
+            <wp:cNvGraphicFramePr>
+              <a:graphicFrameLocks xmlns:a="http://schemas.openxmlformats.org/drawingml/2006/main" noChangeAspect="1"/>
+            </wp:cNvGraphicFramePr>
+            <a:graphic xmlns:a="http://schemas.openxmlformats.org/drawingml/2006/main">
+              <a:graphicData uri="http://schemas.openxmlformats.org/drawingml/2006/picture">
+                <pic:pic xmlns:pic="http://schemas.openxmlformats.org/drawingml/2006/picture">
+                  <pic:nvPicPr>
+                    <pic:cNvPr id="1" name=""/>
+                    <pic:cNvPicPr/>
+                  </pic:nvPicPr>
+                  <pic:blipFill>
+                    <a:blip r:embed="rId35"/>
+                    <a:stretch>
+                      <a:fillRect/>
+                    </a:stretch>
+                  </pic:blipFill>
+                  <pic:spPr>
+                    <a:xfrm>
+                      <a:off x="0" y="0"/>
+                      <a:ext cx="5943600" cy="3980180"/>
+                    </a:xfrm>
+                    <a:prstGeom prst="rect">
+                      <a:avLst/>
+                    </a:prstGeom>
+                  </pic:spPr>
+                </pic:pic>
+              </a:graphicData>
+            </a:graphic>
+          </wp:inline>
+        </w:drawing>
+      </w:r>
+    </w:p>
+    <w:p>
+      <w:pPr>
+        <w:rPr>
+          <w:rFonts w:cstheme="minorHAnsi"/>
+          <w:color w:val="000000" w:themeColor="text1"/>
+        </w:rPr>
+      </w:pPr>
+      <w:r>
+        <w:rPr>
+          <w:rFonts w:cstheme="minorHAnsi"/>
+          <w:color w:val="000000" w:themeColor="text1"/>
+        </w:rPr>
+        <w:lastRenderedPageBreak/>
+        <w:drawing>
+          <wp:inline distT="0" distB="0" distL="0" distR="0" wp14:anchorId="58BB2316" wp14:editId="257E90FF">
+            <wp:extent cx="5943600" cy="2455545"/>
+            <wp:effectExtent l="0" t="0" r="0" b="1905"/>
+            <wp:docPr id="36" name="Picture 36"/>
+            <wp:cNvGraphicFramePr>
+              <a:graphicFrameLocks xmlns:a="http://schemas.openxmlformats.org/drawingml/2006/main" noChangeAspect="1"/>
+            </wp:cNvGraphicFramePr>
+            <a:graphic xmlns:a="http://schemas.openxmlformats.org/drawingml/2006/main">
+              <a:graphicData uri="http://schemas.openxmlformats.org/drawingml/2006/picture">
+                <pic:pic xmlns:pic="http://schemas.openxmlformats.org/drawingml/2006/picture">
+                  <pic:nvPicPr>
+                    <pic:cNvPr id="1" name=""/>
+                    <pic:cNvPicPr/>
+                  </pic:nvPicPr>
+                  <pic:blipFill>
+                    <a:blip r:embed="rId36"/>
+                    <a:stretch>
+                      <a:fillRect/>
+                    </a:stretch>
+                  </pic:blipFill>
+                  <pic:spPr>
+                    <a:xfrm>
+                      <a:off x="0" y="0"/>
+                      <a:ext cx="5943600" cy="2455545"/>
+                    </a:xfrm>
+                    <a:prstGeom prst="rect">
+                      <a:avLst/>
+                    </a:prstGeom>
+                  </pic:spPr>
+                </pic:pic>
+              </a:graphicData>
+            </a:graphic>
+          </wp:inline>
+        </w:drawing>
+      </w:r>
+    </w:p>
+    <w:p>
+      <w:pPr>
+        <w:rPr>
+          <w:rFonts w:cstheme="minorHAnsi"/>
+          <w:color w:val="000000" w:themeColor="text1"/>
+        </w:rPr>
+      </w:pPr>
+    </w:p>
+    <w:p>
+      <w:pPr>
+        <w:rPr>
+          <w:rFonts w:cstheme="minorHAnsi"/>
+          <w:color w:val="000000" w:themeColor="text1"/>
+        </w:rPr>
+      </w:pPr>
+      <w:r>
+        <w:rPr>
+          <w:rFonts w:cstheme="minorHAnsi"/>
+          <w:color w:val="000000" w:themeColor="text1"/>
+        </w:rPr>
+        <w:t>Important point below</w:t>
+      </w:r>
+      <w:r>
+        <w:rPr>
+          <w:rFonts w:cstheme="minorHAnsi"/>
+          <w:color w:val="000000" w:themeColor="text1"/>
+        </w:rPr>
+        <w:br/>
+        <w:t xml:space="preserve">Difference between </w:t>
+      </w:r>
+      <w:r>
+        <w:rPr>
+          <w:rFonts w:cstheme="minorHAnsi"/>
+          <w:color w:val="000000" w:themeColor="text1"/>
+        </w:rPr>
+        <w:t>bin and /bin</w:t>
+      </w:r>
+      <w:r>
+        <w:rPr>
+          <w:rFonts w:cstheme="minorHAnsi"/>
+          <w:color w:val="000000" w:themeColor="text1"/>
+        </w:rPr>
+        <w:br/>
+      </w:r>
+      <w:r>
+        <w:rPr>
+          <w:rFonts w:cstheme="minorHAnsi"/>
+          <w:color w:val="000000" w:themeColor="text1"/>
+        </w:rPr>
+        <w:drawing>
+          <wp:inline distT="0" distB="0" distL="0" distR="0" wp14:anchorId="11A59220" wp14:editId="700B3370">
+            <wp:extent cx="2892252" cy="1440873"/>
+            <wp:effectExtent l="0" t="0" r="3810" b="6985"/>
+            <wp:docPr id="37" name="Picture 37"/>
+            <wp:cNvGraphicFramePr>
+              <a:graphicFrameLocks xmlns:a="http://schemas.openxmlformats.org/drawingml/2006/main" noChangeAspect="1"/>
+            </wp:cNvGraphicFramePr>
+            <a:graphic xmlns:a="http://schemas.openxmlformats.org/drawingml/2006/main">
+              <a:graphicData uri="http://schemas.openxmlformats.org/drawingml/2006/picture">
+                <pic:pic xmlns:pic="http://schemas.openxmlformats.org/drawingml/2006/picture">
+                  <pic:nvPicPr>
+                    <pic:cNvPr id="1" name=""/>
+                    <pic:cNvPicPr/>
+                  </pic:nvPicPr>
+                  <pic:blipFill>
+                    <a:blip r:embed="rId37"/>
+                    <a:stretch>
+                      <a:fillRect/>
+                    </a:stretch>
+                  </pic:blipFill>
+                  <pic:spPr>
+                    <a:xfrm>
+                      <a:off x="0" y="0"/>
+                      <a:ext cx="2934034" cy="1461688"/>
+                    </a:xfrm>
+                    <a:prstGeom prst="rect">
+                      <a:avLst/>
+                    </a:prstGeom>
+                  </pic:spPr>
+                </pic:pic>
+              </a:graphicData>
+            </a:graphic>
+          </wp:inline>
+        </w:drawing>
+      </w:r>
+    </w:p>
+    <w:p>
+      <w:pPr>
+        <w:rPr>
+          <w:rFonts w:cstheme="minorHAnsi"/>
+          <w:color w:val="000000" w:themeColor="text1"/>
+        </w:rPr>
+      </w:pPr>
+    </w:p>
+    <w:p>
+      <w:pPr>
+        <w:rPr>
+          <w:rFonts w:cstheme="minorHAnsi"/>
+          <w:color w:val="000000" w:themeColor="text1"/>
+        </w:rPr>
+      </w:pPr>
+      <w:r>
+        <w:rPr>
+          <w:rFonts w:cstheme="minorHAnsi"/>
+          <w:color w:val="000000" w:themeColor="text1"/>
+        </w:rPr>
+        <w:t xml:space="preserve">Bin is simply from Application </w:t>
+      </w:r>
+      <w:r>
+        <w:rPr>
+          <w:rFonts w:cstheme="minorHAnsi"/>
+          <w:color w:val="000000" w:themeColor="text1"/>
+        </w:rPr>
+        <w:br/>
+        <w:t>/Bin means simply from root</w:t>
+      </w:r>
+      <w:r>
+        <w:rPr>
+          <w:rFonts w:cstheme="minorHAnsi"/>
+          <w:color w:val="000000" w:themeColor="text1"/>
+        </w:rPr>
+        <w:br/>
+      </w:r>
+      <w:r>
+        <w:rPr>
+          <w:rFonts w:cstheme="minorHAnsi"/>
+          <w:color w:val="000000" w:themeColor="text1"/>
+        </w:rPr>
+        <w:br/>
+      </w:r>
+      <w:r>
+        <w:rPr>
+          <w:rFonts w:cstheme="minorHAnsi"/>
+          <w:color w:val="000000" w:themeColor="text1"/>
+        </w:rPr>
+        <w:drawing>
+          <wp:inline distT="0" distB="0" distL="0" distR="0" wp14:anchorId="1B665D57" wp14:editId="5EF925BF">
+            <wp:extent cx="5943600" cy="1569085"/>
+            <wp:effectExtent l="0" t="0" r="0" b="0"/>
+            <wp:docPr id="38" name="Picture 38"/>
+            <wp:cNvGraphicFramePr>
+              <a:graphicFrameLocks xmlns:a="http://schemas.openxmlformats.org/drawingml/2006/main" noChangeAspect="1"/>
+            </wp:cNvGraphicFramePr>
+            <a:graphic xmlns:a="http://schemas.openxmlformats.org/drawingml/2006/main">
+              <a:graphicData uri="http://schemas.openxmlformats.org/drawingml/2006/picture">
+                <pic:pic xmlns:pic="http://schemas.openxmlformats.org/drawingml/2006/picture">
+                  <pic:nvPicPr>
+                    <pic:cNvPr id="1" name=""/>
+                    <pic:cNvPicPr/>
+                  </pic:nvPicPr>
+                  <pic:blipFill>
+                    <a:blip r:embed="rId38"/>
+                    <a:stretch>
+                      <a:fillRect/>
+                    </a:stretch>
+                  </pic:blipFill>
+                  <pic:spPr>
+                    <a:xfrm>
+                      <a:off x="0" y="0"/>
+                      <a:ext cx="5943600" cy="1569085"/>
+                    </a:xfrm>
+                    <a:prstGeom prst="rect">
+                      <a:avLst/>
+                    </a:prstGeom>
+                  </pic:spPr>
+                </pic:pic>
+              </a:graphicData>
+            </a:graphic>
+          </wp:inline>
+        </w:drawing>
+      </w:r>
+    </w:p>
+    <w:p>
+      <w:pPr>
+        <w:rPr>
+          <w:rFonts w:cstheme="minorHAnsi"/>
+          <w:color w:val="000000" w:themeColor="text1"/>
+        </w:rPr>
+      </w:pPr>
+    </w:p>
+    <w:p>
+      <w:pPr>
+        <w:rPr>
+          <w:rFonts w:cstheme="minorHAnsi"/>
+          <w:color w:val="000000" w:themeColor="text1"/>
+        </w:rPr>
+      </w:pPr>
+      <w:r>
+        <w:rPr>
+          <w:rFonts w:cstheme="minorHAnsi"/>
+          <w:color w:val="000000" w:themeColor="text1"/>
+        </w:rPr>
+        <w:lastRenderedPageBreak/>
+        <w:t xml:space="preserve">Now </w:t>
+      </w:r>
+      <w:proofErr w:type="spellStart"/>
+      <w:proofErr w:type="gramStart"/>
+      <w:r>
+        <w:rPr>
+          <w:rFonts w:cstheme="minorHAnsi"/>
+          <w:color w:val="000000" w:themeColor="text1"/>
+        </w:rPr>
+        <w:t>lets</w:t>
+      </w:r>
+      <w:proofErr w:type="spellEnd"/>
+      <w:proofErr w:type="gramEnd"/>
+      <w:r>
+        <w:rPr>
+          <w:rFonts w:cstheme="minorHAnsi"/>
+          <w:color w:val="000000" w:themeColor="text1"/>
+        </w:rPr>
+        <w:t xml:space="preserve"> Navigate to </w:t>
+      </w:r>
+      <w:r>
+        <w:rPr>
+          <w:rFonts w:cstheme="minorHAnsi"/>
+          <w:color w:val="FF0000"/>
+        </w:rPr>
+        <w:t xml:space="preserve">bin directory </w:t>
+      </w:r>
+      <w:r>
+        <w:rPr>
+          <w:rFonts w:cstheme="minorHAnsi"/>
+          <w:color w:val="000000" w:themeColor="text1"/>
+        </w:rPr>
+        <w:t>of tomcat server</w:t>
+      </w:r>
+      <w:r>
+        <w:rPr>
+          <w:rFonts w:cstheme="minorHAnsi"/>
+          <w:color w:val="000000" w:themeColor="text1"/>
+        </w:rPr>
+        <w:br/>
+      </w:r>
+      <w:r>
+        <w:rPr>
+          <w:rFonts w:cstheme="minorHAnsi"/>
+          <w:color w:val="000000" w:themeColor="text1"/>
+        </w:rPr>
+        <w:drawing>
+          <wp:inline distT="0" distB="0" distL="0" distR="0" wp14:anchorId="6333720A" wp14:editId="0C8E185B">
+            <wp:extent cx="5943600" cy="1164590"/>
+            <wp:effectExtent l="0" t="0" r="0" b="0"/>
+            <wp:docPr id="39" name="Picture 39"/>
+            <wp:cNvGraphicFramePr>
+              <a:graphicFrameLocks xmlns:a="http://schemas.openxmlformats.org/drawingml/2006/main" noChangeAspect="1"/>
+            </wp:cNvGraphicFramePr>
+            <a:graphic xmlns:a="http://schemas.openxmlformats.org/drawingml/2006/main">
+              <a:graphicData uri="http://schemas.openxmlformats.org/drawingml/2006/picture">
+                <pic:pic xmlns:pic="http://schemas.openxmlformats.org/drawingml/2006/picture">
+                  <pic:nvPicPr>
+                    <pic:cNvPr id="1" name=""/>
+                    <pic:cNvPicPr/>
+                  </pic:nvPicPr>
+                  <pic:blipFill>
+                    <a:blip r:embed="rId39"/>
+                    <a:stretch>
+                      <a:fillRect/>
+                    </a:stretch>
+                  </pic:blipFill>
+                  <pic:spPr>
+                    <a:xfrm>
+                      <a:off x="0" y="0"/>
+                      <a:ext cx="5943600" cy="1164590"/>
+                    </a:xfrm>
+                    <a:prstGeom prst="rect">
+                      <a:avLst/>
+                    </a:prstGeom>
+                  </pic:spPr>
+                </pic:pic>
+              </a:graphicData>
+            </a:graphic>
+          </wp:inline>
+        </w:drawing>
+      </w:r>
+    </w:p>
+    <w:p>
+      <w:pPr>
+        <w:rPr>
+          <w:rFonts w:cstheme="minorHAnsi"/>
+          <w:color w:val="000000" w:themeColor="text1"/>
+        </w:rPr>
+      </w:pPr>
+      <w:r>
+        <w:rPr>
+          <w:rFonts w:cstheme="minorHAnsi"/>
+          <w:color w:val="000000" w:themeColor="text1"/>
+        </w:rPr>
+        <w:drawing>
+          <wp:inline distT="0" distB="0" distL="0" distR="0" wp14:anchorId="2CFE5533" wp14:editId="6182CA6B">
+            <wp:extent cx="5943600" cy="1638935"/>
+            <wp:effectExtent l="0" t="0" r="0" b="0"/>
+            <wp:docPr id="40" name="Picture 40"/>
+            <wp:cNvGraphicFramePr>
+              <a:graphicFrameLocks xmlns:a="http://schemas.openxmlformats.org/drawingml/2006/main" noChangeAspect="1"/>
+            </wp:cNvGraphicFramePr>
+            <a:graphic xmlns:a="http://schemas.openxmlformats.org/drawingml/2006/main">
+              <a:graphicData uri="http://schemas.openxmlformats.org/drawingml/2006/picture">
+                <pic:pic xmlns:pic="http://schemas.openxmlformats.org/drawingml/2006/picture">
+                  <pic:nvPicPr>
+                    <pic:cNvPr id="1" name=""/>
+                    <pic:cNvPicPr/>
+                  </pic:nvPicPr>
+                  <pic:blipFill>
+                    <a:blip r:embed="rId40"/>
+                    <a:stretch>
+                      <a:fillRect/>
+                    </a:stretch>
+                  </pic:blipFill>
+                  <pic:spPr>
+                    <a:xfrm>
+                      <a:off x="0" y="0"/>
+                      <a:ext cx="5943600" cy="1638935"/>
+                    </a:xfrm>
+                    <a:prstGeom prst="rect">
+                      <a:avLst/>
+                    </a:prstGeom>
+                  </pic:spPr>
+                </pic:pic>
+              </a:graphicData>
+            </a:graphic>
+          </wp:inline>
+        </w:drawing>
+      </w:r>
+    </w:p>
+    <w:p>
+      <w:pPr>
+        <w:rPr>
+          <w:rFonts w:cstheme="minorHAnsi"/>
+          <w:color w:val="000000" w:themeColor="text1"/>
+        </w:rPr>
+      </w:pPr>
+      <w:r>
+        <w:rPr>
+          <w:rFonts w:cstheme="minorHAnsi"/>
+          <w:color w:val="000000" w:themeColor="text1"/>
+        </w:rPr>
+        <w:drawing>
+          <wp:inline distT="0" distB="0" distL="0" distR="0" wp14:anchorId="6FCE9B7F" wp14:editId="34AF699D">
+            <wp:extent cx="4887007" cy="1105054"/>
+            <wp:effectExtent l="0" t="0" r="8890" b="0"/>
+            <wp:docPr id="41" name="Picture 41"/>
+            <wp:cNvGraphicFramePr>
+              <a:graphicFrameLocks xmlns:a="http://schemas.openxmlformats.org/drawingml/2006/main" noChangeAspect="1"/>
+            </wp:cNvGraphicFramePr>
+            <a:graphic xmlns:a="http://schemas.openxmlformats.org/drawingml/2006/main">
+              <a:graphicData uri="http://schemas.openxmlformats.org/drawingml/2006/picture">
+                <pic:pic xmlns:pic="http://schemas.openxmlformats.org/drawingml/2006/picture">
+                  <pic:nvPicPr>
+                    <pic:cNvPr id="1" name=""/>
+                    <pic:cNvPicPr/>
+                  </pic:nvPicPr>
+                  <pic:blipFill>
+                    <a:blip r:embed="rId41"/>
+                    <a:stretch>
+                      <a:fillRect/>
+                    </a:stretch>
+                  </pic:blipFill>
+                  <pic:spPr>
+                    <a:xfrm>
+                      <a:off x="0" y="0"/>
+                      <a:ext cx="4887007" cy="1105054"/>
+                    </a:xfrm>
+                    <a:prstGeom prst="rect">
+                      <a:avLst/>
+                    </a:prstGeom>
+                  </pic:spPr>
+                </pic:pic>
+              </a:graphicData>
+            </a:graphic>
+          </wp:inline>
+        </w:drawing>
+      </w:r>
+    </w:p>
+    <w:p>
+      <w:pPr>
+        <w:rPr>
+          <w:rFonts w:cstheme="minorHAnsi"/>
+          <w:color w:val="000000" w:themeColor="text1"/>
+        </w:rPr>
+      </w:pPr>
+      <w:r>
+        <w:rPr>
+          <w:rFonts w:cstheme="minorHAnsi"/>
+          <w:color w:val="000000" w:themeColor="text1"/>
+        </w:rPr>
+        <w:t>To start or stop the Tomcat server we have to execute the command present in the bin directory</w:t>
+      </w:r>
+      <w:r>
+        <w:rPr>
+          <w:rFonts w:cstheme="minorHAnsi"/>
+          <w:color w:val="000000" w:themeColor="text1"/>
+        </w:rPr>
+        <w:br/>
+      </w:r>
+      <w:r>
+        <w:rPr>
+          <w:rFonts w:cstheme="minorHAnsi"/>
+          <w:color w:val="000000" w:themeColor="text1"/>
+        </w:rPr>
+        <w:drawing>
+          <wp:inline distT="0" distB="0" distL="0" distR="0" wp14:anchorId="0EF50FE7" wp14:editId="0B94B545">
+            <wp:extent cx="3747655" cy="2871601"/>
+            <wp:effectExtent l="0" t="0" r="5715" b="5080"/>
+            <wp:docPr id="44" name="Picture 44"/>
+            <wp:cNvGraphicFramePr>
+              <a:graphicFrameLocks xmlns:a="http://schemas.openxmlformats.org/drawingml/2006/main" noChangeAspect="1"/>
+            </wp:cNvGraphicFramePr>
+            <a:graphic xmlns:a="http://schemas.openxmlformats.org/drawingml/2006/main">
+              <a:graphicData uri="http://schemas.openxmlformats.org/drawingml/2006/picture">
+                <pic:pic xmlns:pic="http://schemas.openxmlformats.org/drawingml/2006/picture">
+                  <pic:nvPicPr>
+                    <pic:cNvPr id="1" name=""/>
+                    <pic:cNvPicPr/>
+                  </pic:nvPicPr>
+                  <pic:blipFill>
+                    <a:blip r:embed="rId42"/>
+                    <a:stretch>
+                      <a:fillRect/>
+                    </a:stretch>
+                  </pic:blipFill>
+                  <pic:spPr>
+                    <a:xfrm>
+                      <a:off x="0" y="0"/>
+                      <a:ext cx="3753772" cy="2876288"/>
+                    </a:xfrm>
+                    <a:prstGeom prst="rect">
+                      <a:avLst/>
+                    </a:prstGeom>
+                  </pic:spPr>
+                </pic:pic>
+              </a:graphicData>
+            </a:graphic>
+          </wp:inline>
+        </w:drawing>
+      </w:r>
+    </w:p>
+    <w:p>
+      <w:pPr>
+        <w:rPr>
+          <w:rFonts w:cstheme="minorHAnsi"/>
+          <w:color w:val="000000" w:themeColor="text1"/>
+        </w:rPr>
+      </w:pPr>
+    </w:p>
+    <w:p>
+      <w:pPr>
+        <w:rPr>
+          <w:rFonts w:cstheme="minorHAnsi"/>
+          <w:color w:val="000000" w:themeColor="text1"/>
+        </w:rPr>
+      </w:pPr>
+      <w:r>
+        <w:rPr>
+          <w:rFonts w:cstheme="minorHAnsi"/>
+          <w:color w:val="000000" w:themeColor="text1"/>
+        </w:rPr>
+        <w:lastRenderedPageBreak/>
+        <w:t>You can see in the below image that the bin directory of Tomcat server has multiple shell scripts</w:t>
+      </w:r>
+      <w:r>
+        <w:rPr>
+          <w:rFonts w:cstheme="minorHAnsi"/>
+          <w:color w:val="000000" w:themeColor="text1"/>
+        </w:rPr>
+        <w:br/>
+      </w:r>
+      <w:r>
+        <w:rPr>
+          <w:rFonts w:cstheme="minorHAnsi"/>
+          <w:color w:val="000000" w:themeColor="text1"/>
+        </w:rPr>
+        <w:drawing>
+          <wp:inline distT="0" distB="0" distL="0" distR="0" wp14:anchorId="6B5504C3" wp14:editId="1222BD7E">
+            <wp:extent cx="5943600" cy="4069715"/>
+            <wp:effectExtent l="0" t="0" r="0" b="6985"/>
+            <wp:docPr id="43" name="Picture 43"/>
+            <wp:cNvGraphicFramePr>
+              <a:graphicFrameLocks xmlns:a="http://schemas.openxmlformats.org/drawingml/2006/main" noChangeAspect="1"/>
+            </wp:cNvGraphicFramePr>
+            <a:graphic xmlns:a="http://schemas.openxmlformats.org/drawingml/2006/main">
+              <a:graphicData uri="http://schemas.openxmlformats.org/drawingml/2006/picture">
+                <pic:pic xmlns:pic="http://schemas.openxmlformats.org/drawingml/2006/picture">
+                  <pic:nvPicPr>
+                    <pic:cNvPr id="1" name=""/>
+                    <pic:cNvPicPr/>
+                  </pic:nvPicPr>
+                  <pic:blipFill>
+                    <a:blip r:embed="rId43"/>
+                    <a:stretch>
+                      <a:fillRect/>
+                    </a:stretch>
+                  </pic:blipFill>
+                  <pic:spPr>
+                    <a:xfrm>
+                      <a:off x="0" y="0"/>
+                      <a:ext cx="5943600" cy="4069715"/>
+                    </a:xfrm>
+                    <a:prstGeom prst="rect">
+                      <a:avLst/>
+                    </a:prstGeom>
+                  </pic:spPr>
+                </pic:pic>
+              </a:graphicData>
+            </a:graphic>
+          </wp:inline>
+        </w:drawing>
+      </w:r>
+      <w:r>
+        <w:rPr>
+          <w:rFonts w:cstheme="minorHAnsi"/>
+          <w:color w:val="000000" w:themeColor="text1"/>
+        </w:rPr>
+        <w:br/>
+      </w:r>
+    </w:p>
+    <w:p>
+      <w:pPr>
+        <w:rPr>
+          <w:rFonts w:cstheme="minorHAnsi"/>
+          <w:color w:val="000000" w:themeColor="text1"/>
+        </w:rPr>
+      </w:pPr>
+    </w:p>
+    <w:p>
+      <w:pPr>
+        <w:rPr>
+          <w:rFonts w:cstheme="minorHAnsi"/>
+          <w:color w:val="000000" w:themeColor="text1"/>
+        </w:rPr>
+      </w:pPr>
+      <w:r>
+        <w:rPr>
+          <w:rFonts w:cstheme="minorHAnsi"/>
+          <w:color w:val="000000" w:themeColor="text1"/>
+        </w:rPr>
+        <w:t xml:space="preserve">Important point </w:t>
+      </w:r>
+      <w:proofErr w:type="gramStart"/>
+      <w:r>
+        <w:rPr>
+          <w:rFonts w:cstheme="minorHAnsi"/>
+          <w:color w:val="000000" w:themeColor="text1"/>
+        </w:rPr>
+        <w:t>Before</w:t>
+      </w:r>
+      <w:proofErr w:type="gramEnd"/>
+      <w:r>
+        <w:rPr>
+          <w:rFonts w:cstheme="minorHAnsi"/>
+          <w:color w:val="000000" w:themeColor="text1"/>
+        </w:rPr>
+        <w:t xml:space="preserve"> installing </w:t>
+      </w:r>
+      <w:r>
+        <w:rPr>
+          <w:rFonts w:cstheme="minorHAnsi"/>
+          <w:color w:val="FF0000"/>
+        </w:rPr>
+        <w:t>Tomcat server</w:t>
+      </w:r>
+      <w:r>
+        <w:rPr>
+          <w:rFonts w:cstheme="minorHAnsi"/>
+          <w:color w:val="000000" w:themeColor="text1"/>
+        </w:rPr>
+        <w:t xml:space="preserve"> make sure to install </w:t>
+      </w:r>
+      <w:r>
+        <w:rPr>
+          <w:rFonts w:cstheme="minorHAnsi"/>
+          <w:color w:val="0070C0"/>
+        </w:rPr>
+        <w:t>Java</w:t>
+      </w:r>
+      <w:r>
+        <w:rPr>
+          <w:rFonts w:cstheme="minorHAnsi"/>
+          <w:color w:val="000000" w:themeColor="text1"/>
+        </w:rPr>
+        <w:t xml:space="preserve"> first</w:t>
+      </w:r>
+      <w:r>
+        <w:rPr>
+          <w:rFonts w:cstheme="minorHAnsi"/>
+          <w:color w:val="000000" w:themeColor="text1"/>
+        </w:rPr>
+        <w:br/>
+      </w:r>
+      <w:r>
+        <w:rPr>
+          <w:rFonts w:cstheme="minorHAnsi"/>
+          <w:color w:val="000000" w:themeColor="text1"/>
+        </w:rPr>
+        <w:drawing>
+          <wp:inline distT="0" distB="0" distL="0" distR="0" wp14:anchorId="3915D7F8" wp14:editId="4F41632D">
+            <wp:extent cx="5943600" cy="2177415"/>
+            <wp:effectExtent l="0" t="0" r="0" b="0"/>
+            <wp:docPr id="45" name="Picture 45"/>
+            <wp:cNvGraphicFramePr>
+              <a:graphicFrameLocks xmlns:a="http://schemas.openxmlformats.org/drawingml/2006/main" noChangeAspect="1"/>
+            </wp:cNvGraphicFramePr>
+            <a:graphic xmlns:a="http://schemas.openxmlformats.org/drawingml/2006/main">
+              <a:graphicData uri="http://schemas.openxmlformats.org/drawingml/2006/picture">
+                <pic:pic xmlns:pic="http://schemas.openxmlformats.org/drawingml/2006/picture">
+                  <pic:nvPicPr>
+                    <pic:cNvPr id="1" name=""/>
+                    <pic:cNvPicPr/>
+                  </pic:nvPicPr>
+                  <pic:blipFill>
+                    <a:blip r:embed="rId44"/>
+                    <a:stretch>
+                      <a:fillRect/>
+                    </a:stretch>
+                  </pic:blipFill>
+                  <pic:spPr>
+                    <a:xfrm>
+                      <a:off x="0" y="0"/>
+                      <a:ext cx="5943600" cy="2177415"/>
+                    </a:xfrm>
+                    <a:prstGeom prst="rect">
+                      <a:avLst/>
+                    </a:prstGeom>
+                  </pic:spPr>
+                </pic:pic>
+              </a:graphicData>
+            </a:graphic>
+          </wp:inline>
+        </w:drawing>
+      </w:r>
       <w:bookmarkStart w:id="0" w:name="_GoBack"/>
       <w:bookmarkEnd w:id="0"/>
+    </w:p>
+    <w:p>
+      <w:pPr>
+        <w:rPr>
+          <w:rFonts w:cstheme="minorHAnsi"/>
+          <w:color w:val="000000" w:themeColor="text1"/>
+        </w:rPr>
+      </w:pPr>
+    </w:p>
+    <w:p>
+      <w:pPr>
+        <w:rPr>
+          <w:rFonts w:cstheme="minorHAnsi"/>
+          <w:color w:val="000000" w:themeColor="text1"/>
+        </w:rPr>
+      </w:pPr>
     </w:p>
     <w:sectPr>
       <w:pgSz w:w="12240" w:h="15840"/>
